--- a/Documents/mjc_aag_talk_outline.docx
+++ b/Documents/mjc_aag_talk_outline.docx
@@ -156,21 +156,7 @@
         <w:rPr>
           <w:rFonts w:ascii="Tinos" w:hAnsi="Tinos" w:cs="Tinos"/>
         </w:rPr>
-        <w:t xml:space="preserve">Given no infrastructure, </w:t>
-      </w:r>
-      <w:proofErr w:type="gramStart"/>
-      <w:r>
-        <w:rPr>
-          <w:rFonts w:ascii="Tinos" w:hAnsi="Tinos" w:cs="Tinos"/>
-        </w:rPr>
-        <w:t>has</w:t>
-      </w:r>
-      <w:proofErr w:type="gramEnd"/>
-      <w:r>
-        <w:rPr>
-          <w:rFonts w:ascii="Tinos" w:hAnsi="Tinos" w:cs="Tinos"/>
-        </w:rPr>
-        <w:t xml:space="preserve"> over time acquired significant lines but still owns a very small percentage of the rail it operates on. This creates challenges and conflict.</w:t>
+        <w:t>Given no infrastructure, has over time acquired significant lines but still owns a very small percentage of the rail it operates on. This creates challenges and conflict.</w:t>
       </w:r>
     </w:p>
     <w:p>
@@ -232,21 +218,7 @@
         <w:rPr>
           <w:rFonts w:ascii="Tinos" w:hAnsi="Tinos" w:cs="Tinos"/>
         </w:rPr>
-        <w:t xml:space="preserve">This talk focuses on </w:t>
-      </w:r>
-      <w:proofErr w:type="gramStart"/>
-      <w:r>
-        <w:rPr>
-          <w:rFonts w:ascii="Tinos" w:hAnsi="Tinos" w:cs="Tinos"/>
-        </w:rPr>
-        <w:t>long distance</w:t>
-      </w:r>
-      <w:proofErr w:type="gramEnd"/>
-      <w:r>
-        <w:rPr>
-          <w:rFonts w:ascii="Tinos" w:hAnsi="Tinos" w:cs="Tinos"/>
-        </w:rPr>
-        <w:t xml:space="preserve"> routes, which are directedly funded by Amtrak and are longer than 750 miles.</w:t>
+        <w:t>This talk focuses on long distance routes, which are directedly funded by Amtrak and are longer than 750 miles.</w:t>
       </w:r>
     </w:p>
     <w:p>
@@ -308,35 +280,7 @@
         <w:rPr>
           <w:rFonts w:ascii="Tinos" w:hAnsi="Tinos" w:cs="Tinos"/>
         </w:rPr>
-        <w:t xml:space="preserve">All </w:t>
-      </w:r>
-      <w:proofErr w:type="gramStart"/>
-      <w:r>
-        <w:rPr>
-          <w:rFonts w:ascii="Tinos" w:hAnsi="Tinos" w:cs="Tinos"/>
-        </w:rPr>
-        <w:t>long distance</w:t>
-      </w:r>
-      <w:proofErr w:type="gramEnd"/>
-      <w:r>
-        <w:rPr>
-          <w:rFonts w:ascii="Tinos" w:hAnsi="Tinos" w:cs="Tinos"/>
-        </w:rPr>
-        <w:t xml:space="preserve"> trains are once </w:t>
-      </w:r>
-      <w:proofErr w:type="gramStart"/>
-      <w:r>
-        <w:rPr>
-          <w:rFonts w:ascii="Tinos" w:hAnsi="Tinos" w:cs="Tinos"/>
-        </w:rPr>
-        <w:t>daily</w:t>
-      </w:r>
-      <w:proofErr w:type="gramEnd"/>
-      <w:r>
-        <w:rPr>
-          <w:rFonts w:ascii="Tinos" w:hAnsi="Tinos" w:cs="Tinos"/>
-        </w:rPr>
-        <w:t xml:space="preserve"> each direction. By necessity, then, many stations end up being served overnight in at least one direction, if not both.</w:t>
+        <w:t>All long distance trains are once daily each direction. By necessity, then, many stations end up being served overnight in at least one direction, if not both.</w:t>
       </w:r>
     </w:p>
     <w:p>
@@ -414,6 +358,32 @@
           <w:bCs/>
         </w:rPr>
       </w:pPr>
+      <w:r>
+        <w:rPr>
+          <w:rFonts w:ascii="Tinos" w:hAnsi="Tinos" w:cs="Tinos"/>
+        </w:rPr>
+        <w:t>Ridership and train frequency</w:t>
+      </w:r>
+    </w:p>
+    <w:p>
+      <w:pPr>
+        <w:pStyle w:val="ListParagraph"/>
+        <w:numPr>
+          <w:ilvl w:val="1"/>
+          <w:numId w:val="1"/>
+        </w:numPr>
+        <w:rPr>
+          <w:rFonts w:ascii="Tinos" w:hAnsi="Tinos" w:cs="Tinos"/>
+          <w:b/>
+          <w:bCs/>
+        </w:rPr>
+      </w:pPr>
+      <w:r>
+        <w:rPr>
+          <w:rFonts w:ascii="Tinos" w:hAnsi="Tinos" w:cs="Tinos"/>
+        </w:rPr>
+        <w:t>Train delays</w:t>
+      </w:r>
     </w:p>
     <w:sectPr>
       <w:pgSz w:w="12240" w:h="15840"/>
